--- a/klagomål/A 55464-2020 FSC-klagomål.docx
+++ b/klagomål/A 55464-2020 FSC-klagomål.docx
@@ -651,7 +651,7 @@
     <w:r>
       <w:tab/>
       <w:tab/>
-      <w:t>2025-09-26</w:t>
+      <w:t>2025-09-27</w:t>
       <w:br/>
       <w:br/>
     </w:r>

--- a/klagomål/A 55464-2020 FSC-klagomål.docx
+++ b/klagomål/A 55464-2020 FSC-klagomål.docx
@@ -651,7 +651,7 @@
     <w:r>
       <w:tab/>
       <w:tab/>
-      <w:t>2025-09-27</w:t>
+      <w:t>2025-09-28</w:t>
       <w:br/>
       <w:br/>
     </w:r>

--- a/klagomål/A 55464-2020 FSC-klagomål.docx
+++ b/klagomål/A 55464-2020 FSC-klagomål.docx
@@ -651,7 +651,7 @@
     <w:r>
       <w:tab/>
       <w:tab/>
-      <w:t>2025-09-28</w:t>
+      <w:t>2025-09-29</w:t>
       <w:br/>
       <w:br/>
     </w:r>

--- a/klagomål/A 55464-2020 FSC-klagomål.docx
+++ b/klagomål/A 55464-2020 FSC-klagomål.docx
@@ -651,7 +651,7 @@
     <w:r>
       <w:tab/>
       <w:tab/>
-      <w:t>2025-09-29</w:t>
+      <w:t>2025-09-30</w:t>
       <w:br/>
       <w:br/>
     </w:r>

--- a/klagomål/A 55464-2020 FSC-klagomål.docx
+++ b/klagomål/A 55464-2020 FSC-klagomål.docx
@@ -651,7 +651,7 @@
     <w:r>
       <w:tab/>
       <w:tab/>
-      <w:t>2025-09-30</w:t>
+      <w:t>2025-10-01</w:t>
       <w:br/>
       <w:br/>
     </w:r>

--- a/klagomål/A 55464-2020 FSC-klagomål.docx
+++ b/klagomål/A 55464-2020 FSC-klagomål.docx
@@ -651,7 +651,7 @@
     <w:r>
       <w:tab/>
       <w:tab/>
-      <w:t>2025-10-01</w:t>
+      <w:t>2025-10-02</w:t>
       <w:br/>
       <w:br/>
     </w:r>

--- a/klagomål/A 55464-2020 FSC-klagomål.docx
+++ b/klagomål/A 55464-2020 FSC-klagomål.docx
@@ -651,7 +651,7 @@
     <w:r>
       <w:tab/>
       <w:tab/>
-      <w:t>2025-10-02</w:t>
+      <w:t>2025-10-03</w:t>
       <w:br/>
       <w:br/>
     </w:r>

--- a/klagomål/A 55464-2020 FSC-klagomål.docx
+++ b/klagomål/A 55464-2020 FSC-klagomål.docx
@@ -651,7 +651,7 @@
     <w:r>
       <w:tab/>
       <w:tab/>
-      <w:t>2025-10-03</w:t>
+      <w:t>2025-10-04</w:t>
       <w:br/>
       <w:br/>
     </w:r>

--- a/klagomål/A 55464-2020 FSC-klagomål.docx
+++ b/klagomål/A 55464-2020 FSC-klagomål.docx
@@ -651,7 +651,7 @@
     <w:r>
       <w:tab/>
       <w:tab/>
-      <w:t>2025-10-16</w:t>
+      <w:t>2025-10-17</w:t>
       <w:br/>
       <w:br/>
     </w:r>

--- a/klagomål/A 55464-2020 FSC-klagomål.docx
+++ b/klagomål/A 55464-2020 FSC-klagomål.docx
@@ -651,7 +651,7 @@
     <w:r>
       <w:tab/>
       <w:tab/>
-      <w:t>2025-10-17</w:t>
+      <w:t>2025-10-18</w:t>
       <w:br/>
       <w:br/>
     </w:r>

--- a/klagomål/A 55464-2020 FSC-klagomål.docx
+++ b/klagomål/A 55464-2020 FSC-klagomål.docx
@@ -651,7 +651,7 @@
     <w:r>
       <w:tab/>
       <w:tab/>
-      <w:t>2025-10-18</w:t>
+      <w:t>2025-10-19</w:t>
       <w:br/>
       <w:br/>
     </w:r>

--- a/klagomål/A 55464-2020 FSC-klagomål.docx
+++ b/klagomål/A 55464-2020 FSC-klagomål.docx
@@ -651,7 +651,7 @@
     <w:r>
       <w:tab/>
       <w:tab/>
-      <w:t>2025-10-19</w:t>
+      <w:t>2025-10-20</w:t>
       <w:br/>
       <w:br/>
     </w:r>

--- a/klagomål/A 55464-2020 FSC-klagomål.docx
+++ b/klagomål/A 55464-2020 FSC-klagomål.docx
@@ -651,7 +651,7 @@
     <w:r>
       <w:tab/>
       <w:tab/>
-      <w:t>2025-10-20</w:t>
+      <w:t>2025-10-21</w:t>
       <w:br/>
       <w:br/>
     </w:r>

--- a/klagomål/A 55464-2020 FSC-klagomål.docx
+++ b/klagomål/A 55464-2020 FSC-klagomål.docx
@@ -651,7 +651,7 @@
     <w:r>
       <w:tab/>
       <w:tab/>
-      <w:t>2025-10-21</w:t>
+      <w:t>2025-10-22</w:t>
       <w:br/>
       <w:br/>
     </w:r>

--- a/klagomål/A 55464-2020 FSC-klagomål.docx
+++ b/klagomål/A 55464-2020 FSC-klagomål.docx
@@ -651,7 +651,7 @@
     <w:r>
       <w:tab/>
       <w:tab/>
-      <w:t>2025-10-22</w:t>
+      <w:t>2025-10-23</w:t>
       <w:br/>
       <w:br/>
     </w:r>

--- a/klagomål/A 55464-2020 FSC-klagomål.docx
+++ b/klagomål/A 55464-2020 FSC-klagomål.docx
@@ -651,7 +651,7 @@
     <w:r>
       <w:tab/>
       <w:tab/>
-      <w:t>2025-10-23</w:t>
+      <w:t>2025-10-24</w:t>
       <w:br/>
       <w:br/>
     </w:r>

--- a/klagomål/A 55464-2020 FSC-klagomål.docx
+++ b/klagomål/A 55464-2020 FSC-klagomål.docx
@@ -651,7 +651,7 @@
     <w:r>
       <w:tab/>
       <w:tab/>
-      <w:t>2025-10-24</w:t>
+      <w:t>2025-10-25</w:t>
       <w:br/>
       <w:br/>
     </w:r>

--- a/klagomål/A 55464-2020 FSC-klagomål.docx
+++ b/klagomål/A 55464-2020 FSC-klagomål.docx
@@ -651,7 +651,7 @@
     <w:r>
       <w:tab/>
       <w:tab/>
-      <w:t>2025-10-25</w:t>
+      <w:t>2025-10-26</w:t>
       <w:br/>
       <w:br/>
     </w:r>

--- a/klagomål/A 55464-2020 FSC-klagomål.docx
+++ b/klagomål/A 55464-2020 FSC-klagomål.docx
@@ -651,7 +651,7 @@
     <w:r>
       <w:tab/>
       <w:tab/>
-      <w:t>2025-10-26</w:t>
+      <w:t>2025-10-27</w:t>
       <w:br/>
       <w:br/>
     </w:r>
